--- a/figures/FIGURE_INDEX.docx
+++ b/figures/FIGURE_INDEX.docx
@@ -220,7 +220,7 @@
           <w:rFonts w:ascii="Calibri" w:hAnsi="Calibri" w:cs="Calibri" w:eastAsia="Calibri"/>
           <w:rStyle w:val="VerbatimChar"/>
         </w:rPr>
-        <w:t xml:space="preserve">manuscript/Manuscript_LTH.md</w:t>
+        <w:t xml:space="preserve">manuscript/Manuscript_LTH.docx</w:t>
       </w:r>
       <w:r>
         <w:rPr>
